--- a/lessions/0002_2.docx
+++ b/lessions/0002_2.docx
@@ -188,7 +188,13 @@
         <w:ind w:left="720"/>
       </w:pPr>
       <w:r>
-        <w:t>You’re wlcome. (Không có gì.)</w:t>
+        <w:t>You’re w</w:t>
+      </w:r>
+      <w:r>
+        <w:t>e</w:t>
+      </w:r>
+      <w:r>
+        <w:t>lcome. (Không có gì.)</w:t>
       </w:r>
     </w:p>
     <w:p>
